--- a/九上第13课答案.docx
+++ b/九上第13课答案.docx
@@ -56,7 +56,7 @@
         <w:pStyle w:val="a0"/>
         <w:ind w:firstLineChars="2100" w:firstLine="4410"/>
         <w:rPr>
-          <w:rFonts w:ascii="等线" w:eastAsia="等线" w:hAnsi="等线" w:hint="eastAsia"/>
+          <w:rFonts w:ascii="等线" w:eastAsia="等线" w:hAnsi="等线"/>
           <w:sz w:val="21"/>
           <w:szCs w:val="21"/>
         </w:rPr>
@@ -127,33 +127,75 @@
         <w:rPr>
           <w:rFonts w:ascii="等线" w:eastAsia="等线" w:hAnsi="等线" w:hint="eastAsia"/>
         </w:rPr>
-        <w:t>（一）租地农场（农业领域）</w:t>
-      </w:r>
-    </w:p>
-    <w:p>
-      <w:pPr>
-        <w:rPr>
-          <w:rFonts w:ascii="等线" w:eastAsia="等线" w:hAnsi="等线"/>
-        </w:rPr>
-      </w:pPr>
-      <w:r>
-        <w:rPr>
-          <w:rFonts w:ascii="等线" w:eastAsia="等线" w:hAnsi="等线" w:hint="eastAsia"/>
-        </w:rPr>
-        <w:t>1.背景：11世纪开始，西欧农村发生新变化，表现为：⑴各地开垦林地、荒地，耕地面积大大增加，农业产量提高。农产品进入市场，促进了商品经济的发展。⑵封建领主对农民的束缚也逐渐减轻。</w:t>
-      </w:r>
-    </w:p>
-    <w:p>
-      <w:pPr>
-        <w:rPr>
-          <w:rFonts w:ascii="等线" w:eastAsia="等线" w:hAnsi="等线"/>
-        </w:rPr>
-      </w:pPr>
-      <w:r>
-        <w:rPr>
-          <w:rFonts w:ascii="等线" w:eastAsia="等线" w:hAnsi="等线" w:hint="eastAsia"/>
-        </w:rPr>
-        <w:t>2.时间地点：约14世纪开始，英国等西欧地区。</w:t>
+        <w:t>（一）</w:t>
+      </w:r>
+      <w:r>
+        <w:rPr>
+          <w:rFonts w:ascii="等线" w:eastAsia="等线" w:hAnsi="等线" w:hint="eastAsia"/>
+          <w:color w:val="EE0000"/>
+          <w:u w:val="single"/>
+        </w:rPr>
+        <w:t>租地农场</w:t>
+      </w:r>
+      <w:r>
+        <w:rPr>
+          <w:rFonts w:ascii="等线" w:eastAsia="等线" w:hAnsi="等线" w:hint="eastAsia"/>
+        </w:rPr>
+        <w:t>（农业领域）</w:t>
+      </w:r>
+    </w:p>
+    <w:p>
+      <w:pPr>
+        <w:rPr>
+          <w:rFonts w:ascii="等线" w:eastAsia="等线" w:hAnsi="等线"/>
+        </w:rPr>
+      </w:pPr>
+      <w:r>
+        <w:rPr>
+          <w:rFonts w:ascii="等线" w:eastAsia="等线" w:hAnsi="等线" w:hint="eastAsia"/>
+        </w:rPr>
+        <w:t>1.背景：11世纪开始，西欧农村发生新变化，表现为：⑴各地开垦林地、荒地，耕地面积大大增加，农业产量提高。农产品进入市场，促进了</w:t>
+      </w:r>
+      <w:r>
+        <w:rPr>
+          <w:rFonts w:ascii="等线" w:eastAsia="等线" w:hAnsi="等线" w:hint="eastAsia"/>
+          <w:color w:val="EE0000"/>
+          <w:u w:val="single"/>
+        </w:rPr>
+        <w:t>商品经济</w:t>
+      </w:r>
+      <w:r>
+        <w:rPr>
+          <w:rFonts w:ascii="等线" w:eastAsia="等线" w:hAnsi="等线" w:hint="eastAsia"/>
+        </w:rPr>
+        <w:t>的发展。⑵封建领主对农民的束缚也逐渐减轻。</w:t>
+      </w:r>
+    </w:p>
+    <w:p>
+      <w:pPr>
+        <w:rPr>
+          <w:rFonts w:ascii="等线" w:eastAsia="等线" w:hAnsi="等线"/>
+        </w:rPr>
+      </w:pPr>
+      <w:r>
+        <w:rPr>
+          <w:rFonts w:ascii="等线" w:eastAsia="等线" w:hAnsi="等线" w:hint="eastAsia"/>
+        </w:rPr>
+        <w:t>2.时间地点：约</w:t>
+      </w:r>
+      <w:r>
+        <w:rPr>
+          <w:rFonts w:ascii="等线" w:eastAsia="等线" w:hAnsi="等线" w:hint="eastAsia"/>
+          <w:color w:val="EE0000"/>
+          <w:u w:val="single"/>
+        </w:rPr>
+        <w:t>14</w:t>
+      </w:r>
+      <w:r>
+        <w:rPr>
+          <w:rFonts w:ascii="等线" w:eastAsia="等线" w:hAnsi="等线" w:hint="eastAsia"/>
+        </w:rPr>
+        <w:t>世纪开始，英国等西欧地区。</w:t>
       </w:r>
     </w:p>
     <w:p>
@@ -180,72 +222,198 @@
         <w:rPr>
           <w:rFonts w:ascii="等线" w:eastAsia="等线" w:hAnsi="等线" w:hint="eastAsia"/>
         </w:rPr>
-        <w:t>⑵富裕农民通过承租或购买土地，不断扩大生产规模，建立租地农场。</w:t>
-      </w:r>
-    </w:p>
-    <w:p>
-      <w:pPr>
-        <w:rPr>
-          <w:rFonts w:ascii="等线" w:eastAsia="等线" w:hAnsi="等线"/>
-        </w:rPr>
-      </w:pPr>
-      <w:r>
-        <w:rPr>
-          <w:rFonts w:ascii="等线" w:eastAsia="等线" w:hAnsi="等线" w:hint="eastAsia"/>
-        </w:rPr>
-        <w:t>4.特点：改进农业生产技术，采用新的生产方式经营，雇用少地或无地的农民耕种，农产品运往市场销售。</w:t>
-      </w:r>
-    </w:p>
-    <w:p>
-      <w:pPr>
-        <w:rPr>
-          <w:rFonts w:ascii="等线" w:eastAsia="等线" w:hAnsi="等线"/>
-        </w:rPr>
-      </w:pPr>
-      <w:r>
-        <w:rPr>
-          <w:rFonts w:ascii="等线" w:eastAsia="等线" w:hAnsi="等线" w:hint="eastAsia"/>
-        </w:rPr>
-        <w:t>（二）手工工场（手工业领域）</w:t>
-      </w:r>
-    </w:p>
-    <w:p>
-      <w:pPr>
-        <w:rPr>
-          <w:rFonts w:ascii="等线" w:eastAsia="等线" w:hAnsi="等线"/>
-        </w:rPr>
-      </w:pPr>
-      <w:r>
-        <w:rPr>
-          <w:rFonts w:ascii="等线" w:eastAsia="等线" w:hAnsi="等线" w:hint="eastAsia"/>
-        </w:rPr>
-        <w:t>1.地点：意大利等地。</w:t>
-      </w:r>
-    </w:p>
-    <w:p>
-      <w:pPr>
-        <w:rPr>
-          <w:rFonts w:ascii="等线" w:eastAsia="等线" w:hAnsi="等线"/>
-        </w:rPr>
-      </w:pPr>
-      <w:r>
-        <w:rPr>
-          <w:rFonts w:ascii="等线" w:eastAsia="等线" w:hAnsi="等线" w:hint="eastAsia"/>
-        </w:rPr>
-        <w:t>2.发展：分散的手工工场 → 集中的手工工场。</w:t>
-      </w:r>
-    </w:p>
-    <w:p>
-      <w:pPr>
-        <w:rPr>
-          <w:rFonts w:ascii="等线" w:eastAsia="等线" w:hAnsi="等线"/>
-        </w:rPr>
-      </w:pPr>
-      <w:r>
-        <w:rPr>
-          <w:rFonts w:ascii="等线" w:eastAsia="等线" w:hAnsi="等线" w:hint="eastAsia"/>
-        </w:rPr>
-        <w:t>3.特点：商人或手工工场主掌握生产资料，提供生产工具，雇用工人在同一场所进行生产。工人分工协作，提高了劳动生产率。</w:t>
+        <w:t>⑵富裕农民通过承租或购买土地，不断扩大生产规模，建立</w:t>
+      </w:r>
+      <w:r>
+        <w:rPr>
+          <w:rFonts w:ascii="等线" w:eastAsia="等线" w:hAnsi="等线" w:hint="eastAsia"/>
+          <w:color w:val="EE0000"/>
+          <w:u w:val="single"/>
+        </w:rPr>
+        <w:t>租地农场</w:t>
+      </w:r>
+      <w:r>
+        <w:rPr>
+          <w:rFonts w:ascii="等线" w:eastAsia="等线" w:hAnsi="等线" w:hint="eastAsia"/>
+        </w:rPr>
+        <w:t>。</w:t>
+      </w:r>
+    </w:p>
+    <w:p>
+      <w:pPr>
+        <w:rPr>
+          <w:rFonts w:ascii="等线" w:eastAsia="等线" w:hAnsi="等线"/>
+        </w:rPr>
+      </w:pPr>
+      <w:r>
+        <w:rPr>
+          <w:rFonts w:ascii="等线" w:eastAsia="等线" w:hAnsi="等线" w:hint="eastAsia"/>
+        </w:rPr>
+        <w:t>4.特点：改进农业生产技术，采用新的生产方式经营，雇用少地或无地的农民耕种，农产品运往</w:t>
+      </w:r>
+      <w:r>
+        <w:rPr>
+          <w:rFonts w:ascii="等线" w:eastAsia="等线" w:hAnsi="等线" w:hint="eastAsia"/>
+          <w:color w:val="EE0000"/>
+          <w:u w:val="single"/>
+        </w:rPr>
+        <w:t>市场</w:t>
+      </w:r>
+      <w:r>
+        <w:rPr>
+          <w:rFonts w:ascii="等线" w:eastAsia="等线" w:hAnsi="等线" w:hint="eastAsia"/>
+        </w:rPr>
+        <w:t>销售。</w:t>
+      </w:r>
+    </w:p>
+    <w:p>
+      <w:pPr>
+        <w:rPr>
+          <w:rFonts w:ascii="等线" w:eastAsia="等线" w:hAnsi="等线"/>
+        </w:rPr>
+      </w:pPr>
+      <w:r>
+        <w:rPr>
+          <w:rFonts w:ascii="等线" w:eastAsia="等线" w:hAnsi="等线" w:hint="eastAsia"/>
+        </w:rPr>
+        <w:t>（二）</w:t>
+      </w:r>
+      <w:r>
+        <w:rPr>
+          <w:rFonts w:ascii="等线" w:eastAsia="等线" w:hAnsi="等线" w:hint="eastAsia"/>
+          <w:color w:val="EE0000"/>
+          <w:u w:val="single"/>
+        </w:rPr>
+        <w:t>手工工场</w:t>
+      </w:r>
+      <w:r>
+        <w:rPr>
+          <w:rFonts w:ascii="等线" w:eastAsia="等线" w:hAnsi="等线" w:hint="eastAsia"/>
+        </w:rPr>
+        <w:t>（手工业领域）</w:t>
+      </w:r>
+    </w:p>
+    <w:p>
+      <w:pPr>
+        <w:rPr>
+          <w:rFonts w:ascii="等线" w:eastAsia="等线" w:hAnsi="等线"/>
+        </w:rPr>
+      </w:pPr>
+      <w:r>
+        <w:rPr>
+          <w:rFonts w:ascii="等线" w:eastAsia="等线" w:hAnsi="等线" w:hint="eastAsia"/>
+        </w:rPr>
+        <w:t>1.地点：</w:t>
+      </w:r>
+      <w:r>
+        <w:rPr>
+          <w:rFonts w:ascii="等线" w:eastAsia="等线" w:hAnsi="等线" w:hint="eastAsia"/>
+          <w:color w:val="EE0000"/>
+          <w:u w:val="single"/>
+        </w:rPr>
+        <w:t>意大利</w:t>
+      </w:r>
+      <w:r>
+        <w:rPr>
+          <w:rFonts w:ascii="等线" w:eastAsia="等线" w:hAnsi="等线" w:hint="eastAsia"/>
+        </w:rPr>
+        <w:t>等地。</w:t>
+      </w:r>
+    </w:p>
+    <w:p>
+      <w:pPr>
+        <w:rPr>
+          <w:rFonts w:ascii="等线" w:eastAsia="等线" w:hAnsi="等线"/>
+        </w:rPr>
+      </w:pPr>
+      <w:r>
+        <w:rPr>
+          <w:rFonts w:ascii="等线" w:eastAsia="等线" w:hAnsi="等线" w:hint="eastAsia"/>
+        </w:rPr>
+        <w:t>2.发展：</w:t>
+      </w:r>
+      <w:r>
+        <w:rPr>
+          <w:rFonts w:ascii="等线" w:eastAsia="等线" w:hAnsi="等线" w:hint="eastAsia"/>
+          <w:color w:val="EE0000"/>
+          <w:u w:val="single"/>
+        </w:rPr>
+        <w:t>分散</w:t>
+      </w:r>
+      <w:r>
+        <w:rPr>
+          <w:rFonts w:ascii="等线" w:eastAsia="等线" w:hAnsi="等线" w:hint="eastAsia"/>
+        </w:rPr>
+        <w:t xml:space="preserve">的手工工场 → </w:t>
+      </w:r>
+      <w:r>
+        <w:rPr>
+          <w:rFonts w:ascii="等线" w:eastAsia="等线" w:hAnsi="等线" w:hint="eastAsia"/>
+          <w:color w:val="EE0000"/>
+          <w:u w:val="single"/>
+        </w:rPr>
+        <w:t>集中</w:t>
+      </w:r>
+      <w:r>
+        <w:rPr>
+          <w:rFonts w:ascii="等线" w:eastAsia="等线" w:hAnsi="等线" w:hint="eastAsia"/>
+        </w:rPr>
+        <w:t>的手工工场。</w:t>
+      </w:r>
+    </w:p>
+    <w:p>
+      <w:pPr>
+        <w:rPr>
+          <w:rFonts w:ascii="等线" w:eastAsia="等线" w:hAnsi="等线"/>
+        </w:rPr>
+      </w:pPr>
+      <w:r>
+        <w:rPr>
+          <w:rFonts w:ascii="等线" w:eastAsia="等线" w:hAnsi="等线" w:hint="eastAsia"/>
+        </w:rPr>
+        <w:t>3.特点：商人或手工工场</w:t>
+      </w:r>
+      <w:proofErr w:type="gramStart"/>
+      <w:r>
+        <w:rPr>
+          <w:rFonts w:ascii="等线" w:eastAsia="等线" w:hAnsi="等线" w:hint="eastAsia"/>
+        </w:rPr>
+        <w:t>主掌握</w:t>
+      </w:r>
+      <w:proofErr w:type="gramEnd"/>
+      <w:r>
+        <w:rPr>
+          <w:rFonts w:ascii="等线" w:eastAsia="等线" w:hAnsi="等线" w:hint="eastAsia"/>
+        </w:rPr>
+        <w:t>生产资料，提供生产工具，雇用</w:t>
+      </w:r>
+      <w:r>
+        <w:rPr>
+          <w:rFonts w:ascii="等线" w:eastAsia="等线" w:hAnsi="等线" w:hint="eastAsia"/>
+          <w:color w:val="EE0000"/>
+          <w:u w:val="single"/>
+        </w:rPr>
+        <w:t>工人</w:t>
+      </w:r>
+      <w:r>
+        <w:rPr>
+          <w:rFonts w:ascii="等线" w:eastAsia="等线" w:hAnsi="等线" w:hint="eastAsia"/>
+        </w:rPr>
+        <w:t>在同一场所进行生产。工人</w:t>
+      </w:r>
+      <w:r>
+        <w:rPr>
+          <w:rFonts w:ascii="等线" w:eastAsia="等线" w:hAnsi="等线" w:hint="eastAsia"/>
+          <w:color w:val="EE0000"/>
+          <w:u w:val="single"/>
+        </w:rPr>
+        <w:t>分工协作</w:t>
+      </w:r>
+      <w:r>
+        <w:rPr>
+          <w:rFonts w:ascii="等线" w:eastAsia="等线" w:hAnsi="等线" w:hint="eastAsia"/>
+        </w:rPr>
+        <w:t>，提高了劳动生产率。</w:t>
       </w:r>
     </w:p>
     <w:p>
@@ -279,7 +447,21 @@
         <w:rPr>
           <w:rFonts w:ascii="等线" w:eastAsia="等线" w:hAnsi="等线" w:hint="eastAsia"/>
         </w:rPr>
-        <w:t>⑴经济转型：租地农场和手工工场的出现和发展，推动农业和手工业逐渐资本主义化，改变中世纪西欧社会的整体面貌。</w:t>
+        <w:t>⑴经济转型：租地农场和手工工场的出现和发展，推动</w:t>
+      </w:r>
+      <w:r>
+        <w:rPr>
+          <w:rFonts w:ascii="等线" w:eastAsia="等线" w:hAnsi="等线" w:hint="eastAsia"/>
+          <w:color w:val="EE0000"/>
+          <w:u w:val="single"/>
+        </w:rPr>
+        <w:t>农业和手工业逐渐资本主义化</w:t>
+      </w:r>
+      <w:r>
+        <w:rPr>
+          <w:rFonts w:ascii="等线" w:eastAsia="等线" w:hAnsi="等线" w:hint="eastAsia"/>
+        </w:rPr>
+        <w:t>，改变中世纪西欧社会的整体面貌。</w:t>
       </w:r>
     </w:p>
     <w:p>
@@ -293,7 +475,63 @@
         <w:rPr>
           <w:rFonts w:ascii="等线" w:eastAsia="等线" w:hAnsi="等线" w:hint="eastAsia"/>
         </w:rPr>
-        <w:t>⑵阶级催生：随着经济实力增强，租地农场主、商人和手工工场主，不满封建领主的统治和束缚，提出了自己的政治和经济诉求。新兴资产阶级开始形成。</w:t>
+        <w:t>⑵阶级催生：随着经济实力增强，</w:t>
+      </w:r>
+      <w:r>
+        <w:rPr>
+          <w:rFonts w:ascii="等线" w:eastAsia="等线" w:hAnsi="等线" w:hint="eastAsia"/>
+          <w:color w:val="EE0000"/>
+          <w:u w:val="single"/>
+        </w:rPr>
+        <w:t>租地农场主</w:t>
+      </w:r>
+      <w:r>
+        <w:rPr>
+          <w:rFonts w:ascii="等线" w:eastAsia="等线" w:hAnsi="等线" w:hint="eastAsia"/>
+        </w:rPr>
+        <w:t>、</w:t>
+      </w:r>
+      <w:r>
+        <w:rPr>
+          <w:rFonts w:ascii="等线" w:eastAsia="等线" w:hAnsi="等线" w:hint="eastAsia"/>
+          <w:color w:val="EE0000"/>
+          <w:u w:val="single"/>
+        </w:rPr>
+        <w:t>商人</w:t>
+      </w:r>
+      <w:r>
+        <w:rPr>
+          <w:rFonts w:ascii="等线" w:eastAsia="等线" w:hAnsi="等线" w:hint="eastAsia"/>
+        </w:rPr>
+        <w:t>和</w:t>
+      </w:r>
+      <w:r>
+        <w:rPr>
+          <w:rFonts w:ascii="等线" w:eastAsia="等线" w:hAnsi="等线" w:hint="eastAsia"/>
+          <w:color w:val="EE0000"/>
+          <w:u w:val="single"/>
+        </w:rPr>
+        <w:t>手工工场主</w:t>
+      </w:r>
+      <w:r>
+        <w:rPr>
+          <w:rFonts w:ascii="等线" w:eastAsia="等线" w:hAnsi="等线" w:hint="eastAsia"/>
+        </w:rPr>
+        <w:t>，不满封建领主的统治和束缚，提出了自己的政治和经济诉求。</w:t>
+      </w:r>
+      <w:r>
+        <w:rPr>
+          <w:rFonts w:ascii="等线" w:eastAsia="等线" w:hAnsi="等线" w:hint="eastAsia"/>
+          <w:color w:val="EE0000"/>
+          <w:u w:val="single"/>
+        </w:rPr>
+        <w:t>新兴资产阶级</w:t>
+      </w:r>
+      <w:r>
+        <w:rPr>
+          <w:rFonts w:ascii="等线" w:eastAsia="等线" w:hAnsi="等线" w:hint="eastAsia"/>
+        </w:rPr>
+        <w:t>开始形成。</w:t>
       </w:r>
     </w:p>
     <w:p>
@@ -323,7 +561,35 @@
         <w:rPr>
           <w:rFonts w:ascii="等线" w:eastAsia="等线" w:hAnsi="等线" w:hint="eastAsia"/>
         </w:rPr>
-        <w:t>二、文艺复兴运动（人被发现）</w:t>
+        <w:t>二、</w:t>
+      </w:r>
+      <w:r>
+        <w:rPr>
+          <w:rFonts w:ascii="等线" w:eastAsia="等线" w:hAnsi="等线" w:hint="eastAsia"/>
+          <w:color w:val="EE0000"/>
+          <w:u w:val="single"/>
+        </w:rPr>
+        <w:t>文艺复兴</w:t>
+      </w:r>
+      <w:r>
+        <w:rPr>
+          <w:rFonts w:ascii="等线" w:eastAsia="等线" w:hAnsi="等线" w:hint="eastAsia"/>
+        </w:rPr>
+        <w:t>运动（</w:t>
+      </w:r>
+      <w:r>
+        <w:rPr>
+          <w:rFonts w:ascii="等线" w:eastAsia="等线" w:hAnsi="等线" w:hint="eastAsia"/>
+          <w:color w:val="EE0000"/>
+          <w:u w:val="single"/>
+        </w:rPr>
+        <w:t>人</w:t>
+      </w:r>
+      <w:r>
+        <w:rPr>
+          <w:rFonts w:ascii="等线" w:eastAsia="等线" w:hAnsi="等线" w:hint="eastAsia"/>
+        </w:rPr>
+        <w:t>被发现）</w:t>
       </w:r>
     </w:p>
     <w:p>
@@ -355,7 +621,21 @@
         <w:rPr>
           <w:rFonts w:ascii="等线" w:eastAsia="等线" w:hAnsi="等线" w:hint="eastAsia"/>
         </w:rPr>
-        <w:t>⑴根本原因：商品经济繁荣，资本主义萌芽出现，新兴资产阶级日益壮大。</w:t>
+        <w:t>⑴根本原因：商品经济繁荣，</w:t>
+      </w:r>
+      <w:r>
+        <w:rPr>
+          <w:rFonts w:ascii="等线" w:eastAsia="等线" w:hAnsi="等线" w:hint="eastAsia"/>
+          <w:color w:val="EE0000"/>
+          <w:u w:val="single"/>
+        </w:rPr>
+        <w:t>资本主义萌芽</w:t>
+      </w:r>
+      <w:r>
+        <w:rPr>
+          <w:rFonts w:ascii="等线" w:eastAsia="等线" w:hAnsi="等线" w:hint="eastAsia"/>
+        </w:rPr>
+        <w:t>出现，新兴资产阶级日益壮大。</w:t>
       </w:r>
     </w:p>
     <w:p>
@@ -369,7 +649,21 @@
         <w:rPr>
           <w:rFonts w:ascii="等线" w:eastAsia="等线" w:hAnsi="等线" w:hint="eastAsia"/>
         </w:rPr>
-        <w:t>⑵思想根源：新兴资产阶级不满教会宣扬的苦行禁欲生活，希望享受现世的快乐，要求建立以人为中心而不是以神为中心的生活哲学。</w:t>
+        <w:t>⑵思想根源：新兴资产阶级</w:t>
+      </w:r>
+      <w:proofErr w:type="gramStart"/>
+      <w:r>
+        <w:rPr>
+          <w:rFonts w:ascii="等线" w:eastAsia="等线" w:hAnsi="等线" w:hint="eastAsia"/>
+        </w:rPr>
+        <w:t>不满教会</w:t>
+      </w:r>
+      <w:proofErr w:type="gramEnd"/>
+      <w:r>
+        <w:rPr>
+          <w:rFonts w:ascii="等线" w:eastAsia="等线" w:hAnsi="等线" w:hint="eastAsia"/>
+        </w:rPr>
+        <w:t>宣扬的苦行禁欲生活，希望享受现世的快乐，要求建立以人为中心而不是以神为中心的生活哲学。</w:t>
       </w:r>
     </w:p>
     <w:p>
@@ -399,46 +693,130 @@
         <w:rPr>
           <w:rFonts w:ascii="等线" w:eastAsia="等线" w:hAnsi="等线" w:hint="eastAsia"/>
         </w:rPr>
-        <w:t>2.时间地点：14世纪兴起于意大利，15-16世纪向西欧传播。</w:t>
-      </w:r>
-    </w:p>
-    <w:p>
-      <w:pPr>
-        <w:rPr>
-          <w:rFonts w:ascii="等线" w:eastAsia="等线" w:hAnsi="等线"/>
-        </w:rPr>
-      </w:pPr>
-      <w:r>
-        <w:rPr>
-          <w:rFonts w:ascii="等线" w:eastAsia="等线" w:hAnsi="等线" w:hint="eastAsia"/>
-        </w:rPr>
-        <w:t>3.核心思想：人文主义（内涵：主张以人为中心，宣扬尊重人的需要、发扬人的个性）。</w:t>
-      </w:r>
-    </w:p>
-    <w:p>
-      <w:pPr>
-        <w:rPr>
-          <w:rFonts w:ascii="等线" w:eastAsia="等线" w:hAnsi="等线"/>
-        </w:rPr>
-      </w:pPr>
-      <w:r>
-        <w:rPr>
-          <w:rFonts w:ascii="等线" w:eastAsia="等线" w:hAnsi="等线" w:hint="eastAsia"/>
-        </w:rPr>
-        <w:t>4.方式：采取复兴古代希腊罗马文化的方式</w:t>
-      </w:r>
-    </w:p>
-    <w:p>
-      <w:pPr>
-        <w:rPr>
-          <w:rFonts w:ascii="等线" w:eastAsia="等线" w:hAnsi="等线"/>
-        </w:rPr>
-      </w:pPr>
-      <w:r>
-        <w:rPr>
-          <w:rFonts w:ascii="等线" w:eastAsia="等线" w:hAnsi="等线" w:hint="eastAsia"/>
-        </w:rPr>
-        <w:t>5.性质：是一场资产阶级的思想解放运动。</w:t>
+        <w:t>2.时间地点：</w:t>
+      </w:r>
+      <w:r>
+        <w:rPr>
+          <w:rFonts w:ascii="等线" w:eastAsia="等线" w:hAnsi="等线" w:hint="eastAsia"/>
+          <w:color w:val="EE0000"/>
+          <w:u w:val="single"/>
+        </w:rPr>
+        <w:t>14</w:t>
+      </w:r>
+      <w:r>
+        <w:rPr>
+          <w:rFonts w:ascii="等线" w:eastAsia="等线" w:hAnsi="等线" w:hint="eastAsia"/>
+        </w:rPr>
+        <w:t>世纪兴起于</w:t>
+      </w:r>
+      <w:r>
+        <w:rPr>
+          <w:rFonts w:ascii="等线" w:eastAsia="等线" w:hAnsi="等线" w:hint="eastAsia"/>
+          <w:color w:val="EE0000"/>
+          <w:u w:val="single"/>
+        </w:rPr>
+        <w:t>意大利</w:t>
+      </w:r>
+      <w:r>
+        <w:rPr>
+          <w:rFonts w:ascii="等线" w:eastAsia="等线" w:hAnsi="等线" w:hint="eastAsia"/>
+        </w:rPr>
+        <w:t>，15-16世纪向西欧传播。</w:t>
+      </w:r>
+    </w:p>
+    <w:p>
+      <w:pPr>
+        <w:rPr>
+          <w:rFonts w:ascii="等线" w:eastAsia="等线" w:hAnsi="等线"/>
+        </w:rPr>
+      </w:pPr>
+      <w:r>
+        <w:rPr>
+          <w:rFonts w:ascii="等线" w:eastAsia="等线" w:hAnsi="等线" w:hint="eastAsia"/>
+        </w:rPr>
+        <w:t>3.核心思想：</w:t>
+      </w:r>
+      <w:r>
+        <w:rPr>
+          <w:rFonts w:ascii="等线" w:eastAsia="等线" w:hAnsi="等线" w:hint="eastAsia"/>
+          <w:color w:val="EE0000"/>
+          <w:u w:val="single"/>
+        </w:rPr>
+        <w:t>人文主义</w:t>
+      </w:r>
+      <w:r>
+        <w:rPr>
+          <w:rFonts w:ascii="等线" w:eastAsia="等线" w:hAnsi="等线" w:hint="eastAsia"/>
+        </w:rPr>
+        <w:t>（内涵：主张以</w:t>
+      </w:r>
+      <w:r>
+        <w:rPr>
+          <w:rFonts w:ascii="等线" w:eastAsia="等线" w:hAnsi="等线" w:hint="eastAsia"/>
+          <w:color w:val="EE0000"/>
+          <w:u w:val="single"/>
+        </w:rPr>
+        <w:t>人</w:t>
+      </w:r>
+      <w:r>
+        <w:rPr>
+          <w:rFonts w:ascii="等线" w:eastAsia="等线" w:hAnsi="等线" w:hint="eastAsia"/>
+        </w:rPr>
+        <w:t>为中心，宣扬尊重人的需要、发扬人的个性）。</w:t>
+      </w:r>
+    </w:p>
+    <w:p>
+      <w:pPr>
+        <w:rPr>
+          <w:rFonts w:ascii="等线" w:eastAsia="等线" w:hAnsi="等线"/>
+        </w:rPr>
+      </w:pPr>
+      <w:r>
+        <w:rPr>
+          <w:rFonts w:ascii="等线" w:eastAsia="等线" w:hAnsi="等线" w:hint="eastAsia"/>
+        </w:rPr>
+        <w:t>4.方式：采取</w:t>
+      </w:r>
+      <w:r>
+        <w:rPr>
+          <w:rFonts w:ascii="等线" w:eastAsia="等线" w:hAnsi="等线" w:hint="eastAsia"/>
+          <w:color w:val="EE0000"/>
+          <w:u w:val="single"/>
+        </w:rPr>
+        <w:t>复兴古代希腊罗马文化</w:t>
+      </w:r>
+      <w:r>
+        <w:rPr>
+          <w:rFonts w:ascii="等线" w:eastAsia="等线" w:hAnsi="等线" w:hint="eastAsia"/>
+        </w:rPr>
+        <w:t>的方式</w:t>
+      </w:r>
+    </w:p>
+    <w:p>
+      <w:pPr>
+        <w:rPr>
+          <w:rFonts w:ascii="等线" w:eastAsia="等线" w:hAnsi="等线"/>
+        </w:rPr>
+      </w:pPr>
+      <w:r>
+        <w:rPr>
+          <w:rFonts w:ascii="等线" w:eastAsia="等线" w:hAnsi="等线" w:hint="eastAsia"/>
+        </w:rPr>
+        <w:t>5.性质：</w:t>
+      </w:r>
+      <w:r>
+        <w:rPr>
+          <w:rFonts w:ascii="等线" w:eastAsia="等线" w:hAnsi="等线" w:hint="eastAsia"/>
+          <w:color w:val="EE0000"/>
+          <w:u w:val="single"/>
+        </w:rPr>
+        <w:t>是一场资产阶级的思想解放运动</w:t>
+      </w:r>
+      <w:r>
+        <w:rPr>
+          <w:rFonts w:ascii="等线" w:eastAsia="等线" w:hAnsi="等线" w:hint="eastAsia"/>
+        </w:rPr>
+        <w:t>。</w:t>
       </w:r>
     </w:p>
     <w:p>
@@ -556,11 +934,14 @@
             <w:pPr>
               <w:rPr>
                 <w:rFonts w:ascii="等线" w:eastAsia="等线" w:hAnsi="等线"/>
+                <w:u w:val="single"/>
               </w:rPr>
             </w:pPr>
             <w:r>
               <w:rPr>
                 <w:rFonts w:ascii="等线" w:eastAsia="等线" w:hAnsi="等线" w:hint="eastAsia"/>
+                <w:color w:val="EE0000"/>
+                <w:u w:val="single"/>
               </w:rPr>
               <w:t>但丁</w:t>
             </w:r>
@@ -600,7 +981,21 @@
               <w:rPr>
                 <w:rFonts w:ascii="等线" w:eastAsia="等线" w:hAnsi="等线" w:hint="eastAsia"/>
               </w:rPr>
-              <w:t>长诗《神曲》</w:t>
+              <w:t>长诗《</w:t>
+            </w:r>
+            <w:r>
+              <w:rPr>
+                <w:rFonts w:ascii="等线" w:eastAsia="等线" w:hAnsi="等线" w:hint="eastAsia"/>
+                <w:color w:val="EE0000"/>
+                <w:u w:val="single"/>
+              </w:rPr>
+              <w:t>神曲</w:t>
+            </w:r>
+            <w:r>
+              <w:rPr>
+                <w:rFonts w:ascii="等线" w:eastAsia="等线" w:hAnsi="等线" w:hint="eastAsia"/>
+              </w:rPr>
+              <w:t>》</w:t>
             </w:r>
           </w:p>
         </w:tc>
@@ -618,7 +1013,35 @@
               <w:rPr>
                 <w:rFonts w:ascii="等线" w:eastAsia="等线" w:hAnsi="等线" w:hint="eastAsia"/>
               </w:rPr>
-              <w:t>与彼特拉克（西方人文主义之父、《歌集》）、薄伽丘并称文艺复兴“文学三杰”。</w:t>
+              <w:t>与</w:t>
+            </w:r>
+            <w:r>
+              <w:rPr>
+                <w:rFonts w:ascii="等线" w:eastAsia="等线" w:hAnsi="等线" w:hint="eastAsia"/>
+                <w:color w:val="EE0000"/>
+                <w:u w:val="single"/>
+              </w:rPr>
+              <w:t>彼特拉克</w:t>
+            </w:r>
+            <w:r>
+              <w:rPr>
+                <w:rFonts w:ascii="等线" w:eastAsia="等线" w:hAnsi="等线" w:hint="eastAsia"/>
+              </w:rPr>
+              <w:t>（西方人文主义之父、《歌集》）、</w:t>
+            </w:r>
+            <w:proofErr w:type="gramStart"/>
+            <w:r>
+              <w:rPr>
+                <w:rFonts w:ascii="等线" w:eastAsia="等线" w:hAnsi="等线" w:hint="eastAsia"/>
+              </w:rPr>
+              <w:t>薄伽丘并称</w:t>
+            </w:r>
+            <w:proofErr w:type="gramEnd"/>
+            <w:r>
+              <w:rPr>
+                <w:rFonts w:ascii="等线" w:eastAsia="等线" w:hAnsi="等线" w:hint="eastAsia"/>
+              </w:rPr>
+              <w:t>文艺复兴“文学三杰”。</w:t>
             </w:r>
           </w:p>
         </w:tc>
@@ -677,7 +1100,35 @@
               <w:rPr>
                 <w:rFonts w:ascii="等线" w:eastAsia="等线" w:hAnsi="等线" w:hint="eastAsia"/>
               </w:rPr>
-              <w:t>《蒙娜丽莎》《最后的晚餐》</w:t>
+              <w:t>《</w:t>
+            </w:r>
+            <w:r>
+              <w:rPr>
+                <w:rFonts w:ascii="等线" w:eastAsia="等线" w:hAnsi="等线" w:hint="eastAsia"/>
+                <w:color w:val="EE0000"/>
+                <w:u w:val="single"/>
+              </w:rPr>
+              <w:t>蒙娜丽莎</w:t>
+            </w:r>
+            <w:r>
+              <w:rPr>
+                <w:rFonts w:ascii="等线" w:eastAsia="等线" w:hAnsi="等线" w:hint="eastAsia"/>
+              </w:rPr>
+              <w:t>》《</w:t>
+            </w:r>
+            <w:r>
+              <w:rPr>
+                <w:rFonts w:ascii="等线" w:eastAsia="等线" w:hAnsi="等线" w:hint="eastAsia"/>
+                <w:color w:val="EE0000"/>
+                <w:u w:val="single"/>
+              </w:rPr>
+              <w:t>最后的晚餐</w:t>
+            </w:r>
+            <w:r>
+              <w:rPr>
+                <w:rFonts w:ascii="等线" w:eastAsia="等线" w:hAnsi="等线" w:hint="eastAsia"/>
+              </w:rPr>
+              <w:t>》</w:t>
             </w:r>
           </w:p>
         </w:tc>
@@ -735,8 +1186,16 @@
             <w:r>
               <w:rPr>
                 <w:rFonts w:ascii="等线" w:eastAsia="等线" w:hAnsi="等线" w:hint="eastAsia"/>
-              </w:rPr>
-              <w:t>英国文学家</w:t>
+                <w:color w:val="EE0000"/>
+                <w:u w:val="single"/>
+              </w:rPr>
+              <w:t>英</w:t>
+            </w:r>
+            <w:r>
+              <w:rPr>
+                <w:rFonts w:ascii="等线" w:eastAsia="等线" w:hAnsi="等线" w:hint="eastAsia"/>
+              </w:rPr>
+              <w:t>国文学家</w:t>
             </w:r>
           </w:p>
         </w:tc>
@@ -755,7 +1214,21 @@
               <w:rPr>
                 <w:rFonts w:ascii="等线" w:eastAsia="等线" w:hAnsi="等线" w:hint="eastAsia"/>
               </w:rPr>
-              <w:t>《哈姆雷特》《罗密欧与朱丽叶》</w:t>
+              <w:t>《</w:t>
+            </w:r>
+            <w:r>
+              <w:rPr>
+                <w:rFonts w:ascii="等线" w:eastAsia="等线" w:hAnsi="等线" w:hint="eastAsia"/>
+                <w:color w:val="EE0000"/>
+                <w:u w:val="single"/>
+              </w:rPr>
+              <w:t>哈姆雷特</w:t>
+            </w:r>
+            <w:r>
+              <w:rPr>
+                <w:rFonts w:ascii="等线" w:eastAsia="等线" w:hAnsi="等线" w:hint="eastAsia"/>
+              </w:rPr>
+              <w:t>》《罗密欧与朱丽叶》</w:t>
             </w:r>
           </w:p>
         </w:tc>
@@ -810,7 +1283,63 @@
         <w:rPr>
           <w:rFonts w:ascii="等线" w:eastAsia="等线" w:hAnsi="等线" w:hint="eastAsia"/>
         </w:rPr>
-        <w:t>（1）是资本主义时代的曙光（2）冲击了封建神学的精神束缚，解放了人们的思想，（3）推动了欧洲文化和思想的繁荣（4）促进了资本主义的发展，对欧洲乃至世界历史产生重要影响。</w:t>
+        <w:t>（1）是</w:t>
+      </w:r>
+      <w:r>
+        <w:rPr>
+          <w:rFonts w:ascii="等线" w:eastAsia="等线" w:hAnsi="等线" w:hint="eastAsia"/>
+          <w:color w:val="EE0000"/>
+          <w:u w:val="single"/>
+        </w:rPr>
+        <w:t>资本主义时代</w:t>
+      </w:r>
+      <w:r>
+        <w:rPr>
+          <w:rFonts w:ascii="等线" w:eastAsia="等线" w:hAnsi="等线" w:hint="eastAsia"/>
+        </w:rPr>
+        <w:t>的曙光（2）冲击了封建神学的精神束缚，解放了人们的思想，（3）推动了欧洲</w:t>
+      </w:r>
+      <w:r>
+        <w:rPr>
+          <w:rFonts w:ascii="等线" w:eastAsia="等线" w:hAnsi="等线" w:hint="eastAsia"/>
+          <w:color w:val="EE0000"/>
+          <w:u w:val="single"/>
+        </w:rPr>
+        <w:t>文化</w:t>
+      </w:r>
+      <w:r>
+        <w:rPr>
+          <w:rFonts w:ascii="等线" w:eastAsia="等线" w:hAnsi="等线" w:hint="eastAsia"/>
+        </w:rPr>
+        <w:t>和</w:t>
+      </w:r>
+      <w:r>
+        <w:rPr>
+          <w:rFonts w:ascii="等线" w:eastAsia="等线" w:hAnsi="等线" w:hint="eastAsia"/>
+          <w:color w:val="EE0000"/>
+          <w:u w:val="single"/>
+        </w:rPr>
+        <w:t>思想</w:t>
+      </w:r>
+      <w:r>
+        <w:rPr>
+          <w:rFonts w:ascii="等线" w:eastAsia="等线" w:hAnsi="等线" w:hint="eastAsia"/>
+        </w:rPr>
+        <w:t>的繁荣（4）促进了</w:t>
+      </w:r>
+      <w:r>
+        <w:rPr>
+          <w:rFonts w:ascii="等线" w:eastAsia="等线" w:hAnsi="等线" w:hint="eastAsia"/>
+          <w:color w:val="EE0000"/>
+          <w:u w:val="single"/>
+        </w:rPr>
+        <w:t>资本主义</w:t>
+      </w:r>
+      <w:r>
+        <w:rPr>
+          <w:rFonts w:ascii="等线" w:eastAsia="等线" w:hAnsi="等线" w:hint="eastAsia"/>
+        </w:rPr>
+        <w:t>的发展，对欧洲乃至世界历史产生重要影响。</w:t>
       </w:r>
     </w:p>
     <w:p/>
